--- a/Documentos/Otro/Mejora 6.docx
+++ b/Documentos/Otro/Mejora 6.docx
@@ -2,7 +2,1221 @@
 <file path=word/document.xml><?xml version="1.0" encoding="utf-8"?>
 <w:document xmlns:wpc="http://schemas.microsoft.com/office/word/2010/wordprocessingCanvas" xmlns:cx="http://schemas.microsoft.com/office/drawing/2014/chartex" xmlns:cx1="http://schemas.microsoft.com/office/drawing/2015/9/8/chartex" xmlns:cx2="http://schemas.microsoft.com/office/drawing/2015/10/21/chartex" xmlns:cx3="http://schemas.microsoft.com/office/drawing/2016/5/9/chartex" xmlns:cx4="http://schemas.microsoft.com/office/drawing/2016/5/10/chartex" xmlns:cx5="http://schemas.microsoft.com/office/drawing/2016/5/11/chartex" xmlns:cx6="http://schemas.microsoft.com/office/drawing/2016/5/12/chartex" xmlns:cx7="http://schemas.microsoft.com/office/drawing/2016/5/13/chartex" xmlns:cx8="http://schemas.microsoft.com/office/drawing/2016/5/14/chartex" xmlns:mc="http://schemas.openxmlformats.org/markup-compatibility/2006" xmlns:aink="http://schemas.microsoft.com/office/drawing/2016/ink" xmlns:am3d="http://schemas.microsoft.com/office/drawing/2017/model3d" xmlns:o="urn:schemas-microsoft-com:office:office" xmlns:r="http://schemas.openxmlformats.org/officeDocument/2006/relationships" xmlns:m="http://schemas.openxmlformats.org/officeDocument/2006/math" xmlns:v="urn:schemas-microsoft-com:vml" xmlns:wp14="http://schemas.microsoft.com/office/word/2010/wordprocessingDrawing" xmlns:wp="http://schemas.openxmlformats.org/drawingml/2006/wordprocessingDrawing" xmlns:w10="urn:schemas-microsoft-com:office:word" xmlns:w="http://schemas.openxmlformats.org/wordprocessingml/2006/main" xmlns:w14="http://schemas.microsoft.com/office/word/2010/wordml" xmlns:w15="http://schemas.microsoft.com/office/word/2012/wordml" xmlns:w16cex="http://schemas.microsoft.com/office/word/2018/wordml/cex" xmlns:w16cid="http://schemas.microsoft.com/office/word/2016/wordml/cid" xmlns:w16="http://schemas.microsoft.com/office/word/2018/wordml" xmlns:w16sdtdh="http://schemas.microsoft.com/office/word/2020/wordml/sdtdatahash" xmlns:w16se="http://schemas.microsoft.com/office/word/2015/wordml/symex" xmlns:wpg="http://schemas.microsoft.com/office/word/2010/wordprocessingGroup" xmlns:wpi="http://schemas.microsoft.com/office/word/2010/wordprocessingInk" xmlns:wne="http://schemas.microsoft.com/office/word/2006/wordml" xmlns:wps="http://schemas.microsoft.com/office/word/2010/wordprocessingShape" mc:Ignorable="w14 w15 w16se w16cid w16 w16cex w16sdtdh wp14">
   <w:body>
-    <w:p/>
+    <w:p>
+      <w:pPr>
+        <w:jc w:val="both"/>
+      </w:pPr>
+      <w:r>
+        <w:t xml:space="preserve"> </w:t>
+      </w:r>
+      <w:r>
+        <w:drawing>
+          <wp:inline distT="0" distB="0" distL="0" distR="0" wp14:anchorId="29C2F909" wp14:editId="37D8A08B">
+            <wp:extent cx="4944165" cy="5220429"/>
+            <wp:effectExtent l="0" t="0" r="8890" b="0"/>
+            <wp:docPr id="1" name="Imagen 1"/>
+            <wp:cNvGraphicFramePr>
+              <a:graphicFrameLocks xmlns:a="http://schemas.openxmlformats.org/drawingml/2006/main" noChangeAspect="1"/>
+            </wp:cNvGraphicFramePr>
+            <a:graphic xmlns:a="http://schemas.openxmlformats.org/drawingml/2006/main">
+              <a:graphicData uri="http://schemas.openxmlformats.org/drawingml/2006/picture">
+                <pic:pic xmlns:pic="http://schemas.openxmlformats.org/drawingml/2006/picture">
+                  <pic:nvPicPr>
+                    <pic:cNvPr id="1" name=""/>
+                    <pic:cNvPicPr/>
+                  </pic:nvPicPr>
+                  <pic:blipFill>
+                    <a:blip r:embed="rId5"/>
+                    <a:stretch>
+                      <a:fillRect/>
+                    </a:stretch>
+                  </pic:blipFill>
+                  <pic:spPr>
+                    <a:xfrm>
+                      <a:off x="0" y="0"/>
+                      <a:ext cx="4944165" cy="5220429"/>
+                    </a:xfrm>
+                    <a:prstGeom prst="rect">
+                      <a:avLst/>
+                    </a:prstGeom>
+                  </pic:spPr>
+                </pic:pic>
+              </a:graphicData>
+            </a:graphic>
+          </wp:inline>
+        </w:drawing>
+      </w:r>
+    </w:p>
+    <w:p>
+      <w:pPr>
+        <w:pStyle w:val="Prrafodelista"/>
+        <w:numPr>
+          <w:ilvl w:val="0"/>
+          <w:numId w:val="38"/>
+        </w:numPr>
+        <w:jc w:val="both"/>
+        <w:rPr>
+          <w:lang w:val="es-ES"/>
+        </w:rPr>
+      </w:pPr>
+      <w:r>
+        <w:rPr>
+          <w:lang w:val="es-ES"/>
+        </w:rPr>
+        <w:t xml:space="preserve">En las capturas de Orden Judicial dentro del apartado de expedientes cuando se </w:t>
+      </w:r>
+      <w:r>
+        <w:rPr>
+          <w:lang w:val="es-ES"/>
+        </w:rPr>
+        <w:t xml:space="preserve">va </w:t>
+      </w:r>
+      <w:r>
+        <w:rPr>
+          <w:lang w:val="es-ES"/>
+        </w:rPr>
+        <w:t>a</w:t>
+      </w:r>
+      <w:r>
+        <w:rPr>
+          <w:lang w:val="es-ES"/>
+        </w:rPr>
+        <w:t xml:space="preserve"> descargar o enviar “Oficio de disposición</w:t>
+      </w:r>
+      <w:r>
+        <w:rPr>
+          <w:lang w:val="es-ES"/>
+        </w:rPr>
+        <w:t xml:space="preserve">”, elimina la opción de enviar como PDF y por ende eliminar la opción de configurar el papel. He notado que esto lo único que hace es degenerar traumatismo y el archivo de Word se adapta a las configuraciones de cualquier impresora para imprimir en cualquier tamaño. De esta manera solo da la opción de descargar y enviar el archivo Word. </w:t>
+      </w:r>
+    </w:p>
+    <w:p>
+      <w:pPr>
+        <w:pStyle w:val="Prrafodelista"/>
+        <w:jc w:val="both"/>
+        <w:rPr>
+          <w:lang w:val="es-ES"/>
+        </w:rPr>
+      </w:pPr>
+    </w:p>
+    <w:p>
+      <w:pPr>
+        <w:pStyle w:val="Prrafodelista"/>
+        <w:ind w:left="0"/>
+        <w:jc w:val="both"/>
+        <w:rPr>
+          <w:lang w:val="es-ES"/>
+        </w:rPr>
+      </w:pPr>
+      <w:r>
+        <w:rPr>
+          <w:lang w:val="es-ES"/>
+        </w:rPr>
+        <w:lastRenderedPageBreak/>
+        <w:drawing>
+          <wp:inline distT="0" distB="0" distL="0" distR="0" wp14:anchorId="003F54BB" wp14:editId="18A24787">
+            <wp:extent cx="4572638" cy="4544059"/>
+            <wp:effectExtent l="0" t="0" r="0" b="9525"/>
+            <wp:docPr id="2" name="Imagen 2"/>
+            <wp:cNvGraphicFramePr>
+              <a:graphicFrameLocks xmlns:a="http://schemas.openxmlformats.org/drawingml/2006/main" noChangeAspect="1"/>
+            </wp:cNvGraphicFramePr>
+            <a:graphic xmlns:a="http://schemas.openxmlformats.org/drawingml/2006/main">
+              <a:graphicData uri="http://schemas.openxmlformats.org/drawingml/2006/picture">
+                <pic:pic xmlns:pic="http://schemas.openxmlformats.org/drawingml/2006/picture">
+                  <pic:nvPicPr>
+                    <pic:cNvPr id="1" name=""/>
+                    <pic:cNvPicPr/>
+                  </pic:nvPicPr>
+                  <pic:blipFill>
+                    <a:blip r:embed="rId6"/>
+                    <a:stretch>
+                      <a:fillRect/>
+                    </a:stretch>
+                  </pic:blipFill>
+                  <pic:spPr>
+                    <a:xfrm>
+                      <a:off x="0" y="0"/>
+                      <a:ext cx="4572638" cy="4544059"/>
+                    </a:xfrm>
+                    <a:prstGeom prst="rect">
+                      <a:avLst/>
+                    </a:prstGeom>
+                  </pic:spPr>
+                </pic:pic>
+              </a:graphicData>
+            </a:graphic>
+          </wp:inline>
+        </w:drawing>
+      </w:r>
+    </w:p>
+    <w:p>
+      <w:pPr>
+        <w:pStyle w:val="Prrafodelista"/>
+        <w:numPr>
+          <w:ilvl w:val="0"/>
+          <w:numId w:val="38"/>
+        </w:numPr>
+        <w:jc w:val="both"/>
+        <w:rPr>
+          <w:lang w:val="es-ES"/>
+        </w:rPr>
+      </w:pPr>
+      <w:r>
+        <w:rPr>
+          <w:lang w:val="es-ES"/>
+        </w:rPr>
+        <w:t>El aviso “PLAZO VENCIDO” esto no es necesario porque las capturas se terminan y los registros quedan, entonces no tiene ningún sentido ese aviso.</w:t>
+      </w:r>
+    </w:p>
+    <w:p>
+      <w:pPr>
+        <w:pStyle w:val="Prrafodelista"/>
+        <w:jc w:val="both"/>
+        <w:rPr>
+          <w:lang w:val="es-ES"/>
+        </w:rPr>
+      </w:pPr>
+      <w:r>
+        <w:rPr>
+          <w:lang w:val="es-ES"/>
+        </w:rPr>
+        <w:t xml:space="preserve">El aviso “FALTAN DATOS” no lo muestres, si la aplicación en una captura detecta que el numeral 6 (de los 9 pasos que registra una captura en flagrancia) este vacío sin ningún dato entonces en el expediente de esa captura no muestre Acta de incautación, cadena de custodia, ni rotulo. Porque todos esos documentos son dependientes de los EMP Y EF registrados, y puede ocurrir que en ciertas capturas no se tenga EMP Y EF. </w:t>
+      </w:r>
+    </w:p>
+    <w:p>
+      <w:pPr>
+        <w:pStyle w:val="Prrafodelista"/>
+        <w:jc w:val="both"/>
+      </w:pPr>
+      <w:r>
+        <w:t xml:space="preserve">Estos avisos solo generan ruido visual. </w:t>
+      </w:r>
+    </w:p>
+    <w:p>
+      <w:pPr>
+        <w:pStyle w:val="Prrafodelista"/>
+        <w:jc w:val="both"/>
+      </w:pPr>
+    </w:p>
+    <w:p>
+      <w:pPr>
+        <w:pStyle w:val="Prrafodelista"/>
+        <w:ind w:left="0"/>
+        <w:jc w:val="both"/>
+      </w:pPr>
+      <w:r>
+        <w:lastRenderedPageBreak/>
+        <w:drawing>
+          <wp:inline distT="0" distB="0" distL="0" distR="0" wp14:anchorId="1E587EBA" wp14:editId="44026303">
+            <wp:extent cx="4041140" cy="8258810"/>
+            <wp:effectExtent l="0" t="0" r="0" b="8890"/>
+            <wp:docPr id="3" name="Imagen 3"/>
+            <wp:cNvGraphicFramePr>
+              <a:graphicFrameLocks xmlns:a="http://schemas.openxmlformats.org/drawingml/2006/main" noChangeAspect="1"/>
+            </wp:cNvGraphicFramePr>
+            <a:graphic xmlns:a="http://schemas.openxmlformats.org/drawingml/2006/main">
+              <a:graphicData uri="http://schemas.openxmlformats.org/drawingml/2006/picture">
+                <pic:pic xmlns:pic="http://schemas.openxmlformats.org/drawingml/2006/picture">
+                  <pic:nvPicPr>
+                    <pic:cNvPr id="1" name=""/>
+                    <pic:cNvPicPr/>
+                  </pic:nvPicPr>
+                  <pic:blipFill>
+                    <a:blip r:embed="rId7"/>
+                    <a:stretch>
+                      <a:fillRect/>
+                    </a:stretch>
+                  </pic:blipFill>
+                  <pic:spPr>
+                    <a:xfrm>
+                      <a:off x="0" y="0"/>
+                      <a:ext cx="4041140" cy="8258810"/>
+                    </a:xfrm>
+                    <a:prstGeom prst="rect">
+                      <a:avLst/>
+                    </a:prstGeom>
+                  </pic:spPr>
+                </pic:pic>
+              </a:graphicData>
+            </a:graphic>
+          </wp:inline>
+        </w:drawing>
+      </w:r>
+    </w:p>
+    <w:p>
+      <w:pPr>
+        <w:pStyle w:val="Prrafodelista"/>
+        <w:numPr>
+          <w:ilvl w:val="0"/>
+          <w:numId w:val="38"/>
+        </w:numPr>
+        <w:jc w:val="both"/>
+      </w:pPr>
+      <w:r>
+        <w:lastRenderedPageBreak/>
+        <w:t>Los datos que te seleccione con lo recuadros rojos solo generar ruido, elimínalos</w:t>
+      </w:r>
+      <w:r>
+        <w:t xml:space="preserve">. </w:t>
+      </w:r>
+      <w:r>
+        <w:t xml:space="preserve"> </w:t>
+      </w:r>
+    </w:p>
+    <w:p>
+      <w:pPr>
+        <w:pStyle w:val="Prrafodelista"/>
+        <w:jc w:val="both"/>
+      </w:pPr>
+    </w:p>
+    <w:p>
+      <w:pPr>
+        <w:pStyle w:val="Prrafodelista"/>
+        <w:ind w:left="0"/>
+        <w:jc w:val="both"/>
+      </w:pPr>
+      <w:r>
+        <w:lastRenderedPageBreak/>
+        <w:drawing>
+          <wp:inline distT="0" distB="0" distL="0" distR="0" wp14:anchorId="77D98A63" wp14:editId="6F9EFBE9">
+            <wp:extent cx="4087495" cy="8258810"/>
+            <wp:effectExtent l="0" t="0" r="8255" b="8890"/>
+            <wp:docPr id="4" name="Imagen 4"/>
+            <wp:cNvGraphicFramePr>
+              <a:graphicFrameLocks xmlns:a="http://schemas.openxmlformats.org/drawingml/2006/main" noChangeAspect="1"/>
+            </wp:cNvGraphicFramePr>
+            <a:graphic xmlns:a="http://schemas.openxmlformats.org/drawingml/2006/main">
+              <a:graphicData uri="http://schemas.openxmlformats.org/drawingml/2006/picture">
+                <pic:pic xmlns:pic="http://schemas.openxmlformats.org/drawingml/2006/picture">
+                  <pic:nvPicPr>
+                    <pic:cNvPr id="1" name=""/>
+                    <pic:cNvPicPr/>
+                  </pic:nvPicPr>
+                  <pic:blipFill>
+                    <a:blip r:embed="rId8"/>
+                    <a:stretch>
+                      <a:fillRect/>
+                    </a:stretch>
+                  </pic:blipFill>
+                  <pic:spPr>
+                    <a:xfrm>
+                      <a:off x="0" y="0"/>
+                      <a:ext cx="4087495" cy="8258810"/>
+                    </a:xfrm>
+                    <a:prstGeom prst="rect">
+                      <a:avLst/>
+                    </a:prstGeom>
+                  </pic:spPr>
+                </pic:pic>
+              </a:graphicData>
+            </a:graphic>
+          </wp:inline>
+        </w:drawing>
+      </w:r>
+    </w:p>
+    <w:p>
+      <w:pPr>
+        <w:pStyle w:val="Prrafodelista"/>
+        <w:numPr>
+          <w:ilvl w:val="0"/>
+          <w:numId w:val="38"/>
+        </w:numPr>
+        <w:jc w:val="both"/>
+      </w:pPr>
+      <w:r>
+        <w:lastRenderedPageBreak/>
+        <w:t>Los datos que te seleccione con los recuadros rojos se deben de eliminar esto solo genera ruido visual y no aportan nada importante.</w:t>
+      </w:r>
+    </w:p>
+    <w:p>
+      <w:pPr>
+        <w:pStyle w:val="Prrafodelista"/>
+        <w:ind w:left="0"/>
+        <w:jc w:val="both"/>
+      </w:pPr>
+      <w:r>
+        <w:drawing>
+          <wp:inline distT="0" distB="0" distL="0" distR="0" wp14:anchorId="590AA375" wp14:editId="1AF8D49B">
+            <wp:extent cx="5612130" cy="5183505"/>
+            <wp:effectExtent l="0" t="0" r="7620" b="0"/>
+            <wp:docPr id="5" name="Imagen 5"/>
+            <wp:cNvGraphicFramePr>
+              <a:graphicFrameLocks xmlns:a="http://schemas.openxmlformats.org/drawingml/2006/main" noChangeAspect="1"/>
+            </wp:cNvGraphicFramePr>
+            <a:graphic xmlns:a="http://schemas.openxmlformats.org/drawingml/2006/main">
+              <a:graphicData uri="http://schemas.openxmlformats.org/drawingml/2006/picture">
+                <pic:pic xmlns:pic="http://schemas.openxmlformats.org/drawingml/2006/picture">
+                  <pic:nvPicPr>
+                    <pic:cNvPr id="1" name=""/>
+                    <pic:cNvPicPr/>
+                  </pic:nvPicPr>
+                  <pic:blipFill>
+                    <a:blip r:embed="rId9"/>
+                    <a:stretch>
+                      <a:fillRect/>
+                    </a:stretch>
+                  </pic:blipFill>
+                  <pic:spPr>
+                    <a:xfrm>
+                      <a:off x="0" y="0"/>
+                      <a:ext cx="5612130" cy="5183505"/>
+                    </a:xfrm>
+                    <a:prstGeom prst="rect">
+                      <a:avLst/>
+                    </a:prstGeom>
+                  </pic:spPr>
+                </pic:pic>
+              </a:graphicData>
+            </a:graphic>
+          </wp:inline>
+        </w:drawing>
+      </w:r>
+    </w:p>
+    <w:p>
+      <w:pPr>
+        <w:pStyle w:val="Prrafodelista"/>
+        <w:numPr>
+          <w:ilvl w:val="0"/>
+          <w:numId w:val="38"/>
+        </w:numPr>
+        <w:jc w:val="both"/>
+      </w:pPr>
+      <w:r>
+        <w:t xml:space="preserve">Todos esos avisos tan largos y que no son importantes solo generan ruido visual. Así esta llena la aplicación de avisos demasiado largos, algunos que no comunican nada esto se debe de corregir. De ser necesario un aviso que sea lo más preciso posible para que no genere tanto ruido visual. </w:t>
+      </w:r>
+    </w:p>
+    <w:p>
+      <w:pPr>
+        <w:pStyle w:val="Prrafodelista"/>
+        <w:jc w:val="both"/>
+      </w:pPr>
+    </w:p>
+    <w:p>
+      <w:pPr>
+        <w:pStyle w:val="Prrafodelista"/>
+        <w:ind w:left="0"/>
+        <w:jc w:val="both"/>
+      </w:pPr>
+      <w:r>
+        <w:lastRenderedPageBreak/>
+        <w:drawing>
+          <wp:inline distT="0" distB="0" distL="0" distR="0" wp14:anchorId="2AE6C0B6" wp14:editId="717BBFBC">
+            <wp:extent cx="4274820" cy="8258810"/>
+            <wp:effectExtent l="0" t="0" r="0" b="8890"/>
+            <wp:docPr id="6" name="Imagen 6"/>
+            <wp:cNvGraphicFramePr>
+              <a:graphicFrameLocks xmlns:a="http://schemas.openxmlformats.org/drawingml/2006/main" noChangeAspect="1"/>
+            </wp:cNvGraphicFramePr>
+            <a:graphic xmlns:a="http://schemas.openxmlformats.org/drawingml/2006/main">
+              <a:graphicData uri="http://schemas.openxmlformats.org/drawingml/2006/picture">
+                <pic:pic xmlns:pic="http://schemas.openxmlformats.org/drawingml/2006/picture">
+                  <pic:nvPicPr>
+                    <pic:cNvPr id="1" name=""/>
+                    <pic:cNvPicPr/>
+                  </pic:nvPicPr>
+                  <pic:blipFill>
+                    <a:blip r:embed="rId10"/>
+                    <a:stretch>
+                      <a:fillRect/>
+                    </a:stretch>
+                  </pic:blipFill>
+                  <pic:spPr>
+                    <a:xfrm>
+                      <a:off x="0" y="0"/>
+                      <a:ext cx="4274820" cy="8258810"/>
+                    </a:xfrm>
+                    <a:prstGeom prst="rect">
+                      <a:avLst/>
+                    </a:prstGeom>
+                  </pic:spPr>
+                </pic:pic>
+              </a:graphicData>
+            </a:graphic>
+          </wp:inline>
+        </w:drawing>
+      </w:r>
+    </w:p>
+    <w:p>
+      <w:pPr>
+        <w:pStyle w:val="Prrafodelista"/>
+        <w:numPr>
+          <w:ilvl w:val="0"/>
+          <w:numId w:val="38"/>
+        </w:numPr>
+        <w:jc w:val="both"/>
+      </w:pPr>
+      <w:r>
+        <w:lastRenderedPageBreak/>
+        <w:t xml:space="preserve">Esto sigue siendo lo que se te señalo con los recuadros rojos sigue siendo solo ruido, esto tienes que eliminarlo. </w:t>
+      </w:r>
+    </w:p>
+    <w:p>
+      <w:pPr>
+        <w:pStyle w:val="Prrafodelista"/>
+        <w:ind w:left="0"/>
+        <w:jc w:val="both"/>
+      </w:pPr>
+    </w:p>
+    <w:p>
+      <w:pPr>
+        <w:pStyle w:val="Prrafodelista"/>
+        <w:ind w:left="0"/>
+        <w:jc w:val="both"/>
+      </w:pPr>
+      <w:r>
+        <w:drawing>
+          <wp:inline distT="0" distB="0" distL="0" distR="0" wp14:anchorId="2496E465" wp14:editId="6D54D8B9">
+            <wp:extent cx="5612130" cy="5296535"/>
+            <wp:effectExtent l="0" t="0" r="7620" b="0"/>
+            <wp:docPr id="7" name="Imagen 7"/>
+            <wp:cNvGraphicFramePr>
+              <a:graphicFrameLocks xmlns:a="http://schemas.openxmlformats.org/drawingml/2006/main" noChangeAspect="1"/>
+            </wp:cNvGraphicFramePr>
+            <a:graphic xmlns:a="http://schemas.openxmlformats.org/drawingml/2006/main">
+              <a:graphicData uri="http://schemas.openxmlformats.org/drawingml/2006/picture">
+                <pic:pic xmlns:pic="http://schemas.openxmlformats.org/drawingml/2006/picture">
+                  <pic:nvPicPr>
+                    <pic:cNvPr id="1" name=""/>
+                    <pic:cNvPicPr/>
+                  </pic:nvPicPr>
+                  <pic:blipFill>
+                    <a:blip r:embed="rId11"/>
+                    <a:stretch>
+                      <a:fillRect/>
+                    </a:stretch>
+                  </pic:blipFill>
+                  <pic:spPr>
+                    <a:xfrm>
+                      <a:off x="0" y="0"/>
+                      <a:ext cx="5612130" cy="5296535"/>
+                    </a:xfrm>
+                    <a:prstGeom prst="rect">
+                      <a:avLst/>
+                    </a:prstGeom>
+                  </pic:spPr>
+                </pic:pic>
+              </a:graphicData>
+            </a:graphic>
+          </wp:inline>
+        </w:drawing>
+      </w:r>
+    </w:p>
+    <w:p>
+      <w:pPr>
+        <w:pStyle w:val="Prrafodelista"/>
+        <w:numPr>
+          <w:ilvl w:val="0"/>
+          <w:numId w:val="38"/>
+        </w:numPr>
+        <w:jc w:val="both"/>
+      </w:pPr>
+      <w:r>
+        <w:t>Las diligencias siempre va ser realizada por el usuario del perfil y su compañero de patrulla (el que tiene registrado en su perfil) o bien se da la opción de registrar cualquier funcionario.</w:t>
+      </w:r>
+    </w:p>
+    <w:p>
+      <w:pPr>
+        <w:pStyle w:val="Prrafodelista"/>
+        <w:jc w:val="both"/>
+      </w:pPr>
+      <w:r>
+        <w:t xml:space="preserve">Estos datos deben de cargarse automáticamente sin necesidad de pedirlos. Y para que no se haga tan extenso y visualmente tan ruidoso el formulario se debe de ocultar esta parte y solo desplegarla si es necesario para ver los datos o editarlos. </w:t>
+      </w:r>
+    </w:p>
+    <w:p>
+      <w:pPr>
+        <w:pStyle w:val="Prrafodelista"/>
+        <w:ind w:left="0"/>
+        <w:jc w:val="both"/>
+      </w:pPr>
+      <w:r>
+        <w:lastRenderedPageBreak/>
+        <w:drawing>
+          <wp:inline distT="0" distB="0" distL="0" distR="0" wp14:anchorId="2441D8A2" wp14:editId="0D207361">
+            <wp:extent cx="4129405" cy="8258810"/>
+            <wp:effectExtent l="0" t="0" r="4445" b="8890"/>
+            <wp:docPr id="8" name="Imagen 8"/>
+            <wp:cNvGraphicFramePr>
+              <a:graphicFrameLocks xmlns:a="http://schemas.openxmlformats.org/drawingml/2006/main" noChangeAspect="1"/>
+            </wp:cNvGraphicFramePr>
+            <a:graphic xmlns:a="http://schemas.openxmlformats.org/drawingml/2006/main">
+              <a:graphicData uri="http://schemas.openxmlformats.org/drawingml/2006/picture">
+                <pic:pic xmlns:pic="http://schemas.openxmlformats.org/drawingml/2006/picture">
+                  <pic:nvPicPr>
+                    <pic:cNvPr id="1" name=""/>
+                    <pic:cNvPicPr/>
+                  </pic:nvPicPr>
+                  <pic:blipFill>
+                    <a:blip r:embed="rId12"/>
+                    <a:stretch>
+                      <a:fillRect/>
+                    </a:stretch>
+                  </pic:blipFill>
+                  <pic:spPr>
+                    <a:xfrm>
+                      <a:off x="0" y="0"/>
+                      <a:ext cx="4129405" cy="8258810"/>
+                    </a:xfrm>
+                    <a:prstGeom prst="rect">
+                      <a:avLst/>
+                    </a:prstGeom>
+                  </pic:spPr>
+                </pic:pic>
+              </a:graphicData>
+            </a:graphic>
+          </wp:inline>
+        </w:drawing>
+      </w:r>
+    </w:p>
+    <w:p>
+      <w:pPr>
+        <w:pStyle w:val="Prrafodelista"/>
+        <w:numPr>
+          <w:ilvl w:val="0"/>
+          <w:numId w:val="38"/>
+        </w:numPr>
+        <w:jc w:val="both"/>
+      </w:pPr>
+      <w:r>
+        <w:lastRenderedPageBreak/>
+        <w:t>Las predeterminadas se deben ver de primeras en la lista y la palabra “predeterminada” En un color verde fosforescente. Un uses tanto los colores genéricos de la IA.</w:t>
+      </w:r>
+    </w:p>
+    <w:p>
+      <w:pPr>
+        <w:pStyle w:val="Prrafodelista"/>
+        <w:ind w:left="0"/>
+        <w:jc w:val="both"/>
+      </w:pPr>
+      <w:r>
+        <w:lastRenderedPageBreak/>
+        <w:drawing>
+          <wp:inline distT="0" distB="0" distL="0" distR="0" wp14:anchorId="70478714" wp14:editId="0315FCD6">
+            <wp:extent cx="4324985" cy="8258810"/>
+            <wp:effectExtent l="0" t="0" r="0" b="8890"/>
+            <wp:docPr id="9" name="Imagen 9"/>
+            <wp:cNvGraphicFramePr>
+              <a:graphicFrameLocks xmlns:a="http://schemas.openxmlformats.org/drawingml/2006/main" noChangeAspect="1"/>
+            </wp:cNvGraphicFramePr>
+            <a:graphic xmlns:a="http://schemas.openxmlformats.org/drawingml/2006/main">
+              <a:graphicData uri="http://schemas.openxmlformats.org/drawingml/2006/picture">
+                <pic:pic xmlns:pic="http://schemas.openxmlformats.org/drawingml/2006/picture">
+                  <pic:nvPicPr>
+                    <pic:cNvPr id="1" name=""/>
+                    <pic:cNvPicPr/>
+                  </pic:nvPicPr>
+                  <pic:blipFill>
+                    <a:blip r:embed="rId13"/>
+                    <a:stretch>
+                      <a:fillRect/>
+                    </a:stretch>
+                  </pic:blipFill>
+                  <pic:spPr>
+                    <a:xfrm>
+                      <a:off x="0" y="0"/>
+                      <a:ext cx="4324985" cy="8258810"/>
+                    </a:xfrm>
+                    <a:prstGeom prst="rect">
+                      <a:avLst/>
+                    </a:prstGeom>
+                  </pic:spPr>
+                </pic:pic>
+              </a:graphicData>
+            </a:graphic>
+          </wp:inline>
+        </w:drawing>
+      </w:r>
+    </w:p>
+    <w:p>
+      <w:pPr>
+        <w:pStyle w:val="Prrafodelista"/>
+        <w:numPr>
+          <w:ilvl w:val="0"/>
+          <w:numId w:val="38"/>
+        </w:numPr>
+        <w:jc w:val="both"/>
+      </w:pPr>
+      <w:r>
+        <w:lastRenderedPageBreak/>
+        <w:t xml:space="preserve">Dado que ya no se va a pedir el documento </w:t>
+      </w:r>
+      <w:r>
+        <w:rPr>
+          <w:lang w:val="es-ES"/>
+        </w:rPr>
+        <w:t>“Oficio de disposición</w:t>
+      </w:r>
+      <w:r>
+        <w:rPr>
+          <w:lang w:val="es-ES"/>
+        </w:rPr>
+        <w:t>”</w:t>
+      </w:r>
+      <w:r>
+        <w:rPr>
+          <w:lang w:val="es-ES"/>
+        </w:rPr>
+        <w:t xml:space="preserve"> este apartado no tiene ningún sentido que exista, debes de eliminarlo. </w:t>
+      </w:r>
+      <w:r>
+        <w:t xml:space="preserve">  </w:t>
+      </w:r>
+    </w:p>
+    <w:p>
+      <w:pPr>
+        <w:jc w:val="both"/>
+      </w:pPr>
+      <w:r>
+        <w:lastRenderedPageBreak/>
+        <w:drawing>
+          <wp:inline distT="0" distB="0" distL="0" distR="0" wp14:anchorId="537A0018" wp14:editId="0A6286DE">
+            <wp:extent cx="4121150" cy="8258810"/>
+            <wp:effectExtent l="0" t="0" r="0" b="8890"/>
+            <wp:docPr id="10" name="Imagen 10"/>
+            <wp:cNvGraphicFramePr>
+              <a:graphicFrameLocks xmlns:a="http://schemas.openxmlformats.org/drawingml/2006/main" noChangeAspect="1"/>
+            </wp:cNvGraphicFramePr>
+            <a:graphic xmlns:a="http://schemas.openxmlformats.org/drawingml/2006/main">
+              <a:graphicData uri="http://schemas.openxmlformats.org/drawingml/2006/picture">
+                <pic:pic xmlns:pic="http://schemas.openxmlformats.org/drawingml/2006/picture">
+                  <pic:nvPicPr>
+                    <pic:cNvPr id="1" name=""/>
+                    <pic:cNvPicPr/>
+                  </pic:nvPicPr>
+                  <pic:blipFill>
+                    <a:blip r:embed="rId14"/>
+                    <a:stretch>
+                      <a:fillRect/>
+                    </a:stretch>
+                  </pic:blipFill>
+                  <pic:spPr>
+                    <a:xfrm>
+                      <a:off x="0" y="0"/>
+                      <a:ext cx="4121150" cy="8258810"/>
+                    </a:xfrm>
+                    <a:prstGeom prst="rect">
+                      <a:avLst/>
+                    </a:prstGeom>
+                  </pic:spPr>
+                </pic:pic>
+              </a:graphicData>
+            </a:graphic>
+          </wp:inline>
+        </w:drawing>
+      </w:r>
+    </w:p>
+    <w:p>
+      <w:pPr>
+        <w:pStyle w:val="Prrafodelista"/>
+        <w:numPr>
+          <w:ilvl w:val="0"/>
+          <w:numId w:val="38"/>
+        </w:numPr>
+        <w:jc w:val="both"/>
+      </w:pPr>
+      <w:r>
+        <w:lastRenderedPageBreak/>
+        <w:t>Esa clase de avisos son demasiado largos y no se ven bien en la aplicación desde celular</w:t>
+      </w:r>
+      <w:r>
+        <w:t xml:space="preserve">, si se hace necesario deben de ser lo mas resumido posible. Algo corto que comunique bien no todo ese texto. </w:t>
+      </w:r>
+    </w:p>
+    <w:p>
+      <w:pPr>
+        <w:pStyle w:val="Prrafodelista"/>
+        <w:jc w:val="both"/>
+      </w:pPr>
+      <w:r>
+        <w:t xml:space="preserve">Toda la </w:t>
+      </w:r>
+      <w:proofErr w:type="spellStart"/>
+      <w:r>
+        <w:t>aplicaion</w:t>
+      </w:r>
+      <w:proofErr w:type="spellEnd"/>
+      <w:r>
+        <w:t xml:space="preserve"> esta invadida de aviso similares que en </w:t>
+      </w:r>
+      <w:proofErr w:type="spellStart"/>
+      <w:r>
+        <w:t>ocaciones</w:t>
+      </w:r>
+      <w:proofErr w:type="spellEnd"/>
+      <w:r>
+        <w:t xml:space="preserve"> no comunican y lo que si hacen es generar ruido. Por ejemplo, si nota los títulos importantes como “DIRECCIÓN Y CONTACTO” que es un titulo importante casi ni se nota en medio de tanto aviso, este problema lo tiene en general casi toda la aplicación; se debe de corregir eso. </w:t>
+      </w:r>
+    </w:p>
+    <w:p>
+      <w:pPr>
+        <w:pStyle w:val="Prrafodelista"/>
+        <w:jc w:val="both"/>
+      </w:pPr>
+    </w:p>
+    <w:p>
+      <w:pPr>
+        <w:pStyle w:val="Prrafodelista"/>
+        <w:ind w:left="0"/>
+        <w:jc w:val="both"/>
+      </w:pPr>
+      <w:r>
+        <w:drawing>
+          <wp:inline distT="0" distB="0" distL="0" distR="0" wp14:anchorId="14D04BCA" wp14:editId="5B065FA3">
+            <wp:extent cx="5612130" cy="4595495"/>
+            <wp:effectExtent l="0" t="0" r="7620" b="0"/>
+            <wp:docPr id="11" name="Imagen 11"/>
+            <wp:cNvGraphicFramePr>
+              <a:graphicFrameLocks xmlns:a="http://schemas.openxmlformats.org/drawingml/2006/main" noChangeAspect="1"/>
+            </wp:cNvGraphicFramePr>
+            <a:graphic xmlns:a="http://schemas.openxmlformats.org/drawingml/2006/main">
+              <a:graphicData uri="http://schemas.openxmlformats.org/drawingml/2006/picture">
+                <pic:pic xmlns:pic="http://schemas.openxmlformats.org/drawingml/2006/picture">
+                  <pic:nvPicPr>
+                    <pic:cNvPr id="1" name=""/>
+                    <pic:cNvPicPr/>
+                  </pic:nvPicPr>
+                  <pic:blipFill>
+                    <a:blip r:embed="rId15"/>
+                    <a:stretch>
+                      <a:fillRect/>
+                    </a:stretch>
+                  </pic:blipFill>
+                  <pic:spPr>
+                    <a:xfrm>
+                      <a:off x="0" y="0"/>
+                      <a:ext cx="5612130" cy="4595495"/>
+                    </a:xfrm>
+                    <a:prstGeom prst="rect">
+                      <a:avLst/>
+                    </a:prstGeom>
+                  </pic:spPr>
+                </pic:pic>
+              </a:graphicData>
+            </a:graphic>
+          </wp:inline>
+        </w:drawing>
+      </w:r>
+    </w:p>
+    <w:p>
+      <w:pPr>
+        <w:pStyle w:val="Prrafodelista"/>
+        <w:numPr>
+          <w:ilvl w:val="0"/>
+          <w:numId w:val="38"/>
+        </w:numPr>
+        <w:jc w:val="both"/>
+      </w:pPr>
+      <w:r>
+        <w:t>No se para que implementaste lo que esta seleccionado en el recuadro rojo eso nunca te lo pedí, estos datos siempre se van a llenar a mano como se ve a la derecha del recuadro rojo (de la selección). Elimina lo seleccionado.</w:t>
+      </w:r>
+    </w:p>
+    <w:p>
+      <w:pPr>
+        <w:pStyle w:val="Prrafodelista"/>
+        <w:jc w:val="both"/>
+      </w:pPr>
+    </w:p>
+    <w:p>
+      <w:pPr>
+        <w:pStyle w:val="Prrafodelista"/>
+        <w:ind w:left="0"/>
+        <w:jc w:val="both"/>
+      </w:pPr>
+      <w:r>
+        <w:lastRenderedPageBreak/>
+        <w:drawing>
+          <wp:inline distT="0" distB="0" distL="0" distR="0" wp14:anchorId="3603B5A6" wp14:editId="7584B7D6">
+            <wp:extent cx="5612130" cy="4520565"/>
+            <wp:effectExtent l="0" t="0" r="7620" b="0"/>
+            <wp:docPr id="13" name="Imagen 13"/>
+            <wp:cNvGraphicFramePr>
+              <a:graphicFrameLocks xmlns:a="http://schemas.openxmlformats.org/drawingml/2006/main" noChangeAspect="1"/>
+            </wp:cNvGraphicFramePr>
+            <a:graphic xmlns:a="http://schemas.openxmlformats.org/drawingml/2006/main">
+              <a:graphicData uri="http://schemas.openxmlformats.org/drawingml/2006/picture">
+                <pic:pic xmlns:pic="http://schemas.openxmlformats.org/drawingml/2006/picture">
+                  <pic:nvPicPr>
+                    <pic:cNvPr id="1" name=""/>
+                    <pic:cNvPicPr/>
+                  </pic:nvPicPr>
+                  <pic:blipFill>
+                    <a:blip r:embed="rId16"/>
+                    <a:stretch>
+                      <a:fillRect/>
+                    </a:stretch>
+                  </pic:blipFill>
+                  <pic:spPr>
+                    <a:xfrm>
+                      <a:off x="0" y="0"/>
+                      <a:ext cx="5612130" cy="4520565"/>
+                    </a:xfrm>
+                    <a:prstGeom prst="rect">
+                      <a:avLst/>
+                    </a:prstGeom>
+                  </pic:spPr>
+                </pic:pic>
+              </a:graphicData>
+            </a:graphic>
+          </wp:inline>
+        </w:drawing>
+      </w:r>
+    </w:p>
+    <w:p>
+      <w:pPr>
+        <w:pStyle w:val="Prrafodelista"/>
+        <w:numPr>
+          <w:ilvl w:val="0"/>
+          <w:numId w:val="38"/>
+        </w:numPr>
+        <w:jc w:val="both"/>
+      </w:pPr>
+      <w:r>
+        <w:t xml:space="preserve">Siempre van a conocer el caso </w:t>
+      </w:r>
+      <w:r>
+        <w:t>el usuario del perfil y su compañero de patrulla registrado en este mismo perfil, en caso de que se valla a registrar otro funcionario o editar uno de los dos ya se debe hacer manualmente sobre el dossier. (para que no agregues o pidas a agregar mas funcionarios)</w:t>
+      </w:r>
+    </w:p>
+    <w:p>
+      <w:pPr>
+        <w:pStyle w:val="Prrafodelista"/>
+        <w:jc w:val="both"/>
+      </w:pPr>
+      <w:r>
+        <w:t xml:space="preserve">El orden como debe de quedar en el dossier es primero en que tiene mas rango: para eso debes de tener en cuenta la pirámide de rangos para poder generar correctamente el Dossier. </w:t>
+      </w:r>
+    </w:p>
+    <w:p>
+      <w:pPr>
+        <w:pStyle w:val="Prrafodelista"/>
+        <w:jc w:val="both"/>
+      </w:pPr>
+      <w:r>
+        <w:t xml:space="preserve">Estos datos ya aparecen en el perfil del usuario entonces se puede eliminar de ajustes para no estar solicitando datos repetitivos. </w:t>
+      </w:r>
+    </w:p>
+    <w:p>
+      <w:pPr>
+        <w:pStyle w:val="Prrafodelista"/>
+        <w:ind w:left="0"/>
+        <w:jc w:val="both"/>
+      </w:pPr>
+      <w:r>
+        <w:lastRenderedPageBreak/>
+        <w:t xml:space="preserve">  </w:t>
+      </w:r>
+      <w:r>
+        <w:drawing>
+          <wp:inline distT="0" distB="0" distL="0" distR="0" wp14:anchorId="735ACF8A" wp14:editId="10B76991">
+            <wp:extent cx="5612130" cy="4266565"/>
+            <wp:effectExtent l="0" t="0" r="7620" b="635"/>
+            <wp:docPr id="14" name="Imagen 14"/>
+            <wp:cNvGraphicFramePr>
+              <a:graphicFrameLocks xmlns:a="http://schemas.openxmlformats.org/drawingml/2006/main" noChangeAspect="1"/>
+            </wp:cNvGraphicFramePr>
+            <a:graphic xmlns:a="http://schemas.openxmlformats.org/drawingml/2006/main">
+              <a:graphicData uri="http://schemas.openxmlformats.org/drawingml/2006/picture">
+                <pic:pic xmlns:pic="http://schemas.openxmlformats.org/drawingml/2006/picture">
+                  <pic:nvPicPr>
+                    <pic:cNvPr id="1" name=""/>
+                    <pic:cNvPicPr/>
+                  </pic:nvPicPr>
+                  <pic:blipFill>
+                    <a:blip r:embed="rId17"/>
+                    <a:stretch>
+                      <a:fillRect/>
+                    </a:stretch>
+                  </pic:blipFill>
+                  <pic:spPr>
+                    <a:xfrm>
+                      <a:off x="0" y="0"/>
+                      <a:ext cx="5612130" cy="4266565"/>
+                    </a:xfrm>
+                    <a:prstGeom prst="rect">
+                      <a:avLst/>
+                    </a:prstGeom>
+                  </pic:spPr>
+                </pic:pic>
+              </a:graphicData>
+            </a:graphic>
+          </wp:inline>
+        </w:drawing>
+      </w:r>
+    </w:p>
+    <w:p>
+      <w:pPr>
+        <w:pStyle w:val="Prrafodelista"/>
+        <w:numPr>
+          <w:ilvl w:val="0"/>
+          <w:numId w:val="38"/>
+        </w:numPr>
+        <w:jc w:val="both"/>
+      </w:pPr>
+      <w:r>
+        <w:t>Todo lo seleccionado en el recuadro rojo es ruido visual elimina eso.</w:t>
+      </w:r>
+      <w:r>
+        <w:t xml:space="preserve"> Por ejemplo escudo membrete no se va a estar cargando, eso es solo ruido en la aplicación, obviamente esto no debe de alterar ni modificar nada del oficio que se genera. </w:t>
+      </w:r>
+    </w:p>
+    <w:p>
+      <w:pPr>
+        <w:pStyle w:val="Prrafodelista"/>
+        <w:jc w:val="both"/>
+      </w:pPr>
+    </w:p>
+    <w:p>
+      <w:pPr>
+        <w:pStyle w:val="Prrafodelista"/>
+        <w:ind w:left="0"/>
+        <w:jc w:val="both"/>
+      </w:pPr>
+      <w:r>
+        <w:lastRenderedPageBreak/>
+        <w:drawing>
+          <wp:inline distT="0" distB="0" distL="0" distR="0" wp14:anchorId="60B8EC7D" wp14:editId="00C5B18F">
+            <wp:extent cx="5612130" cy="4695190"/>
+            <wp:effectExtent l="0" t="0" r="7620" b="0"/>
+            <wp:docPr id="15" name="Imagen 15"/>
+            <wp:cNvGraphicFramePr>
+              <a:graphicFrameLocks xmlns:a="http://schemas.openxmlformats.org/drawingml/2006/main" noChangeAspect="1"/>
+            </wp:cNvGraphicFramePr>
+            <a:graphic xmlns:a="http://schemas.openxmlformats.org/drawingml/2006/main">
+              <a:graphicData uri="http://schemas.openxmlformats.org/drawingml/2006/picture">
+                <pic:pic xmlns:pic="http://schemas.openxmlformats.org/drawingml/2006/picture">
+                  <pic:nvPicPr>
+                    <pic:cNvPr id="1" name=""/>
+                    <pic:cNvPicPr/>
+                  </pic:nvPicPr>
+                  <pic:blipFill>
+                    <a:blip r:embed="rId18"/>
+                    <a:stretch>
+                      <a:fillRect/>
+                    </a:stretch>
+                  </pic:blipFill>
+                  <pic:spPr>
+                    <a:xfrm>
+                      <a:off x="0" y="0"/>
+                      <a:ext cx="5612130" cy="4695190"/>
+                    </a:xfrm>
+                    <a:prstGeom prst="rect">
+                      <a:avLst/>
+                    </a:prstGeom>
+                  </pic:spPr>
+                </pic:pic>
+              </a:graphicData>
+            </a:graphic>
+          </wp:inline>
+        </w:drawing>
+      </w:r>
+    </w:p>
+    <w:p>
+      <w:pPr>
+        <w:pStyle w:val="Prrafodelista"/>
+        <w:numPr>
+          <w:ilvl w:val="0"/>
+          <w:numId w:val="38"/>
+        </w:numPr>
+        <w:jc w:val="both"/>
+      </w:pPr>
+      <w:r>
+        <w:t xml:space="preserve">Lo que esta seleccionado en los recuadros rojos se debe de eliminar: cuando el oficio va remitido a la fiscalía este se seleccionada de las opciones del despacho y debe de registrarse la dirección y el nombre como lo hace el numeral uno del FPJ-5. </w:t>
+      </w:r>
+    </w:p>
+    <w:p>
+      <w:pPr>
+        <w:pStyle w:val="Prrafodelista"/>
+        <w:jc w:val="both"/>
+      </w:pPr>
+      <w:r>
+        <w:t xml:space="preserve">La jornada judicial hábil no se para que la implementaste no es relevante, no hace falta. </w:t>
+      </w:r>
+    </w:p>
+    <w:p>
+      <w:pPr>
+        <w:pStyle w:val="Prrafodelista"/>
+        <w:jc w:val="both"/>
+      </w:pPr>
+    </w:p>
+    <w:p>
+      <w:pPr>
+        <w:pStyle w:val="Prrafodelista"/>
+        <w:ind w:left="0"/>
+        <w:jc w:val="both"/>
+      </w:pPr>
+      <w:r>
+        <w:drawing>
+          <wp:inline distT="0" distB="0" distL="0" distR="0" wp14:anchorId="52D92BFA" wp14:editId="6948D005">
+            <wp:extent cx="5612130" cy="1543050"/>
+            <wp:effectExtent l="0" t="0" r="7620" b="0"/>
+            <wp:docPr id="17" name="Imagen 17"/>
+            <wp:cNvGraphicFramePr>
+              <a:graphicFrameLocks xmlns:a="http://schemas.openxmlformats.org/drawingml/2006/main" noChangeAspect="1"/>
+            </wp:cNvGraphicFramePr>
+            <a:graphic xmlns:a="http://schemas.openxmlformats.org/drawingml/2006/main">
+              <a:graphicData uri="http://schemas.openxmlformats.org/drawingml/2006/picture">
+                <pic:pic xmlns:pic="http://schemas.openxmlformats.org/drawingml/2006/picture">
+                  <pic:nvPicPr>
+                    <pic:cNvPr id="1" name=""/>
+                    <pic:cNvPicPr/>
+                  </pic:nvPicPr>
+                  <pic:blipFill>
+                    <a:blip r:embed="rId19"/>
+                    <a:stretch>
+                      <a:fillRect/>
+                    </a:stretch>
+                  </pic:blipFill>
+                  <pic:spPr>
+                    <a:xfrm>
+                      <a:off x="0" y="0"/>
+                      <a:ext cx="5612130" cy="1543050"/>
+                    </a:xfrm>
+                    <a:prstGeom prst="rect">
+                      <a:avLst/>
+                    </a:prstGeom>
+                  </pic:spPr>
+                </pic:pic>
+              </a:graphicData>
+            </a:graphic>
+          </wp:inline>
+        </w:drawing>
+      </w:r>
+    </w:p>
+    <w:p>
+      <w:pPr>
+        <w:pStyle w:val="Prrafodelista"/>
+        <w:numPr>
+          <w:ilvl w:val="0"/>
+          <w:numId w:val="38"/>
+        </w:numPr>
+        <w:jc w:val="both"/>
+      </w:pPr>
+      <w:r>
+        <w:t xml:space="preserve">La selección del recuadro de rojo se debe de eliminar esto ya quedo guardado en los despachos. </w:t>
+      </w:r>
+    </w:p>
+    <w:p>
+      <w:pPr>
+        <w:jc w:val="both"/>
+      </w:pPr>
+      <w:r>
+        <w:lastRenderedPageBreak/>
+        <w:drawing>
+          <wp:inline distT="0" distB="0" distL="0" distR="0" wp14:anchorId="3432DD1F" wp14:editId="5B57AE81">
+            <wp:extent cx="5612130" cy="4335145"/>
+            <wp:effectExtent l="0" t="0" r="7620" b="8255"/>
+            <wp:docPr id="18" name="Imagen 18"/>
+            <wp:cNvGraphicFramePr>
+              <a:graphicFrameLocks xmlns:a="http://schemas.openxmlformats.org/drawingml/2006/main" noChangeAspect="1"/>
+            </wp:cNvGraphicFramePr>
+            <a:graphic xmlns:a="http://schemas.openxmlformats.org/drawingml/2006/main">
+              <a:graphicData uri="http://schemas.openxmlformats.org/drawingml/2006/picture">
+                <pic:pic xmlns:pic="http://schemas.openxmlformats.org/drawingml/2006/picture">
+                  <pic:nvPicPr>
+                    <pic:cNvPr id="1" name=""/>
+                    <pic:cNvPicPr/>
+                  </pic:nvPicPr>
+                  <pic:blipFill>
+                    <a:blip r:embed="rId20"/>
+                    <a:stretch>
+                      <a:fillRect/>
+                    </a:stretch>
+                  </pic:blipFill>
+                  <pic:spPr>
+                    <a:xfrm>
+                      <a:off x="0" y="0"/>
+                      <a:ext cx="5612130" cy="4335145"/>
+                    </a:xfrm>
+                    <a:prstGeom prst="rect">
+                      <a:avLst/>
+                    </a:prstGeom>
+                  </pic:spPr>
+                </pic:pic>
+              </a:graphicData>
+            </a:graphic>
+          </wp:inline>
+        </w:drawing>
+      </w:r>
+    </w:p>
+    <w:p>
+      <w:pPr>
+        <w:pStyle w:val="Prrafodelista"/>
+        <w:numPr>
+          <w:ilvl w:val="0"/>
+          <w:numId w:val="38"/>
+        </w:numPr>
+        <w:jc w:val="both"/>
+      </w:pPr>
+      <w:r>
+        <w:t>Esto no es necesario, no cumple ninguna función. Así que se elimina</w:t>
+      </w:r>
+    </w:p>
+    <w:p>
+      <w:pPr>
+        <w:jc w:val="both"/>
+      </w:pPr>
+      <w:r>
+        <w:lastRenderedPageBreak/>
+        <w:drawing>
+          <wp:inline distT="0" distB="0" distL="0" distR="0" wp14:anchorId="46346985" wp14:editId="2E109B15">
+            <wp:extent cx="5612130" cy="4201160"/>
+            <wp:effectExtent l="0" t="0" r="7620" b="8890"/>
+            <wp:docPr id="19" name="Imagen 19"/>
+            <wp:cNvGraphicFramePr>
+              <a:graphicFrameLocks xmlns:a="http://schemas.openxmlformats.org/drawingml/2006/main" noChangeAspect="1"/>
+            </wp:cNvGraphicFramePr>
+            <a:graphic xmlns:a="http://schemas.openxmlformats.org/drawingml/2006/main">
+              <a:graphicData uri="http://schemas.openxmlformats.org/drawingml/2006/picture">
+                <pic:pic xmlns:pic="http://schemas.openxmlformats.org/drawingml/2006/picture">
+                  <pic:nvPicPr>
+                    <pic:cNvPr id="1" name=""/>
+                    <pic:cNvPicPr/>
+                  </pic:nvPicPr>
+                  <pic:blipFill>
+                    <a:blip r:embed="rId21"/>
+                    <a:stretch>
+                      <a:fillRect/>
+                    </a:stretch>
+                  </pic:blipFill>
+                  <pic:spPr>
+                    <a:xfrm>
+                      <a:off x="0" y="0"/>
+                      <a:ext cx="5612130" cy="4201160"/>
+                    </a:xfrm>
+                    <a:prstGeom prst="rect">
+                      <a:avLst/>
+                    </a:prstGeom>
+                  </pic:spPr>
+                </pic:pic>
+              </a:graphicData>
+            </a:graphic>
+          </wp:inline>
+        </w:drawing>
+      </w:r>
+    </w:p>
+    <w:p>
+      <w:pPr>
+        <w:pStyle w:val="Prrafodelista"/>
+        <w:numPr>
+          <w:ilvl w:val="0"/>
+          <w:numId w:val="38"/>
+        </w:numPr>
+        <w:jc w:val="both"/>
+      </w:pPr>
+      <w:r>
+        <w:t xml:space="preserve">Después de que hagas todas las modificaciones y ediciones que anteriormente se te pidió con respecto al apartado o módulo de AJUSTES, con lo que queda debes hacer una evaluación muy rigurosa para ver que datos puedes unir o son repetidos dentro de AJUTES y tratar de unificar, mejorar y resumir este apartado de AJUSTES. Lo debes de hacer con criterio profesional y no arbitrariamente como tu creas, todo tiene que estar </w:t>
+      </w:r>
+      <w:r>
+        <w:t>justiciado</w:t>
+      </w:r>
+      <w:r>
+        <w:t xml:space="preserve">.  </w:t>
+      </w:r>
+      <w:r>
+        <w:t xml:space="preserve">Deja cada espacio limpio sin tanto aviso y letra ruidosa, si tienes que explicar me lo haces saber en un resumen fuera de la aplicación esta debe de ser limpia y profesional. </w:t>
+      </w:r>
+    </w:p>
     <w:sectPr>
       <w:pgSz w:w="12240" w:h="15840"/>
       <w:pgMar w:top="1417" w:right="1701" w:bottom="1417" w:left="1701" w:header="708" w:footer="708" w:gutter="0"/>
@@ -1506,6 +2720,95 @@
     </w:lvl>
   </w:abstractNum>
   <w:abstractNum w:abstractNumId="10" w15:restartNumberingAfterBreak="0">
+    <w:nsid w:val="2C9C0530"/>
+    <w:multiLevelType w:val="hybridMultilevel"/>
+    <w:tmpl w:val="E47E47AC"/>
+    <w:lvl w:ilvl="0" w:tplc="240A000F">
+      <w:start w:val="1"/>
+      <w:numFmt w:val="decimal"/>
+      <w:lvlText w:val="%1."/>
+      <w:lvlJc w:val="left"/>
+      <w:pPr>
+        <w:ind w:left="720" w:hanging="360"/>
+      </w:pPr>
+      <w:rPr>
+        <w:rFonts w:hint="default"/>
+      </w:rPr>
+    </w:lvl>
+    <w:lvl w:ilvl="1" w:tplc="240A0019" w:tentative="1">
+      <w:start w:val="1"/>
+      <w:numFmt w:val="lowerLetter"/>
+      <w:lvlText w:val="%2."/>
+      <w:lvlJc w:val="left"/>
+      <w:pPr>
+        <w:ind w:left="1440" w:hanging="360"/>
+      </w:pPr>
+    </w:lvl>
+    <w:lvl w:ilvl="2" w:tplc="240A001B" w:tentative="1">
+      <w:start w:val="1"/>
+      <w:numFmt w:val="lowerRoman"/>
+      <w:lvlText w:val="%3."/>
+      <w:lvlJc w:val="right"/>
+      <w:pPr>
+        <w:ind w:left="2160" w:hanging="180"/>
+      </w:pPr>
+    </w:lvl>
+    <w:lvl w:ilvl="3" w:tplc="240A000F" w:tentative="1">
+      <w:start w:val="1"/>
+      <w:numFmt w:val="decimal"/>
+      <w:lvlText w:val="%4."/>
+      <w:lvlJc w:val="left"/>
+      <w:pPr>
+        <w:ind w:left="2880" w:hanging="360"/>
+      </w:pPr>
+    </w:lvl>
+    <w:lvl w:ilvl="4" w:tplc="240A0019" w:tentative="1">
+      <w:start w:val="1"/>
+      <w:numFmt w:val="lowerLetter"/>
+      <w:lvlText w:val="%5."/>
+      <w:lvlJc w:val="left"/>
+      <w:pPr>
+        <w:ind w:left="3600" w:hanging="360"/>
+      </w:pPr>
+    </w:lvl>
+    <w:lvl w:ilvl="5" w:tplc="240A001B" w:tentative="1">
+      <w:start w:val="1"/>
+      <w:numFmt w:val="lowerRoman"/>
+      <w:lvlText w:val="%6."/>
+      <w:lvlJc w:val="right"/>
+      <w:pPr>
+        <w:ind w:left="4320" w:hanging="180"/>
+      </w:pPr>
+    </w:lvl>
+    <w:lvl w:ilvl="6" w:tplc="240A000F" w:tentative="1">
+      <w:start w:val="1"/>
+      <w:numFmt w:val="decimal"/>
+      <w:lvlText w:val="%7."/>
+      <w:lvlJc w:val="left"/>
+      <w:pPr>
+        <w:ind w:left="5040" w:hanging="360"/>
+      </w:pPr>
+    </w:lvl>
+    <w:lvl w:ilvl="7" w:tplc="240A0019" w:tentative="1">
+      <w:start w:val="1"/>
+      <w:numFmt w:val="lowerLetter"/>
+      <w:lvlText w:val="%8."/>
+      <w:lvlJc w:val="left"/>
+      <w:pPr>
+        <w:ind w:left="5760" w:hanging="360"/>
+      </w:pPr>
+    </w:lvl>
+    <w:lvl w:ilvl="8" w:tplc="240A001B" w:tentative="1">
+      <w:start w:val="1"/>
+      <w:numFmt w:val="lowerRoman"/>
+      <w:lvlText w:val="%9."/>
+      <w:lvlJc w:val="right"/>
+      <w:pPr>
+        <w:ind w:left="6480" w:hanging="180"/>
+      </w:pPr>
+    </w:lvl>
+  </w:abstractNum>
+  <w:abstractNum w:abstractNumId="11" w15:restartNumberingAfterBreak="0">
     <w:nsid w:val="2DBB0A94"/>
     <w:multiLevelType w:val="multilevel"/>
     <w:tmpl w:val="268666A6"/>
@@ -1654,7 +2957,7 @@
       </w:rPr>
     </w:lvl>
   </w:abstractNum>
-  <w:abstractNum w:abstractNumId="11" w15:restartNumberingAfterBreak="0">
+  <w:abstractNum w:abstractNumId="12" w15:restartNumberingAfterBreak="0">
     <w:nsid w:val="30254738"/>
     <w:multiLevelType w:val="multilevel"/>
     <w:tmpl w:val="F7DC3B00"/>
@@ -1803,7 +3106,7 @@
       </w:rPr>
     </w:lvl>
   </w:abstractNum>
-  <w:abstractNum w:abstractNumId="12" w15:restartNumberingAfterBreak="0">
+  <w:abstractNum w:abstractNumId="13" w15:restartNumberingAfterBreak="0">
     <w:nsid w:val="32CE39F6"/>
     <w:multiLevelType w:val="multilevel"/>
     <w:tmpl w:val="C180F120"/>
@@ -1952,7 +3255,185 @@
       </w:rPr>
     </w:lvl>
   </w:abstractNum>
-  <w:abstractNum w:abstractNumId="13" w15:restartNumberingAfterBreak="0">
+  <w:abstractNum w:abstractNumId="14" w15:restartNumberingAfterBreak="0">
+    <w:nsid w:val="37690282"/>
+    <w:multiLevelType w:val="hybridMultilevel"/>
+    <w:tmpl w:val="A5AE9EEC"/>
+    <w:lvl w:ilvl="0" w:tplc="240A000F">
+      <w:start w:val="1"/>
+      <w:numFmt w:val="decimal"/>
+      <w:lvlText w:val="%1."/>
+      <w:lvlJc w:val="left"/>
+      <w:pPr>
+        <w:ind w:left="720" w:hanging="360"/>
+      </w:pPr>
+      <w:rPr>
+        <w:rFonts w:hint="default"/>
+      </w:rPr>
+    </w:lvl>
+    <w:lvl w:ilvl="1" w:tplc="240A0019" w:tentative="1">
+      <w:start w:val="1"/>
+      <w:numFmt w:val="lowerLetter"/>
+      <w:lvlText w:val="%2."/>
+      <w:lvlJc w:val="left"/>
+      <w:pPr>
+        <w:ind w:left="1440" w:hanging="360"/>
+      </w:pPr>
+    </w:lvl>
+    <w:lvl w:ilvl="2" w:tplc="240A001B" w:tentative="1">
+      <w:start w:val="1"/>
+      <w:numFmt w:val="lowerRoman"/>
+      <w:lvlText w:val="%3."/>
+      <w:lvlJc w:val="right"/>
+      <w:pPr>
+        <w:ind w:left="2160" w:hanging="180"/>
+      </w:pPr>
+    </w:lvl>
+    <w:lvl w:ilvl="3" w:tplc="240A000F" w:tentative="1">
+      <w:start w:val="1"/>
+      <w:numFmt w:val="decimal"/>
+      <w:lvlText w:val="%4."/>
+      <w:lvlJc w:val="left"/>
+      <w:pPr>
+        <w:ind w:left="2880" w:hanging="360"/>
+      </w:pPr>
+    </w:lvl>
+    <w:lvl w:ilvl="4" w:tplc="240A0019" w:tentative="1">
+      <w:start w:val="1"/>
+      <w:numFmt w:val="lowerLetter"/>
+      <w:lvlText w:val="%5."/>
+      <w:lvlJc w:val="left"/>
+      <w:pPr>
+        <w:ind w:left="3600" w:hanging="360"/>
+      </w:pPr>
+    </w:lvl>
+    <w:lvl w:ilvl="5" w:tplc="240A001B" w:tentative="1">
+      <w:start w:val="1"/>
+      <w:numFmt w:val="lowerRoman"/>
+      <w:lvlText w:val="%6."/>
+      <w:lvlJc w:val="right"/>
+      <w:pPr>
+        <w:ind w:left="4320" w:hanging="180"/>
+      </w:pPr>
+    </w:lvl>
+    <w:lvl w:ilvl="6" w:tplc="240A000F" w:tentative="1">
+      <w:start w:val="1"/>
+      <w:numFmt w:val="decimal"/>
+      <w:lvlText w:val="%7."/>
+      <w:lvlJc w:val="left"/>
+      <w:pPr>
+        <w:ind w:left="5040" w:hanging="360"/>
+      </w:pPr>
+    </w:lvl>
+    <w:lvl w:ilvl="7" w:tplc="240A0019" w:tentative="1">
+      <w:start w:val="1"/>
+      <w:numFmt w:val="lowerLetter"/>
+      <w:lvlText w:val="%8."/>
+      <w:lvlJc w:val="left"/>
+      <w:pPr>
+        <w:ind w:left="5760" w:hanging="360"/>
+      </w:pPr>
+    </w:lvl>
+    <w:lvl w:ilvl="8" w:tplc="240A001B" w:tentative="1">
+      <w:start w:val="1"/>
+      <w:numFmt w:val="lowerRoman"/>
+      <w:lvlText w:val="%9."/>
+      <w:lvlJc w:val="right"/>
+      <w:pPr>
+        <w:ind w:left="6480" w:hanging="180"/>
+      </w:pPr>
+    </w:lvl>
+  </w:abstractNum>
+  <w:abstractNum w:abstractNumId="15" w15:restartNumberingAfterBreak="0">
+    <w:nsid w:val="37D63B2B"/>
+    <w:multiLevelType w:val="hybridMultilevel"/>
+    <w:tmpl w:val="2C7A966E"/>
+    <w:lvl w:ilvl="0" w:tplc="240A0001">
+      <w:start w:val="1"/>
+      <w:numFmt w:val="bullet"/>
+      <w:lvlText w:val=""/>
+      <w:lvlJc w:val="left"/>
+      <w:pPr>
+        <w:ind w:left="720" w:hanging="360"/>
+      </w:pPr>
+      <w:rPr>
+        <w:rFonts w:ascii="Symbol" w:hAnsi="Symbol" w:hint="default"/>
+      </w:rPr>
+    </w:lvl>
+    <w:lvl w:ilvl="1" w:tplc="240A0019" w:tentative="1">
+      <w:start w:val="1"/>
+      <w:numFmt w:val="lowerLetter"/>
+      <w:lvlText w:val="%2."/>
+      <w:lvlJc w:val="left"/>
+      <w:pPr>
+        <w:ind w:left="1440" w:hanging="360"/>
+      </w:pPr>
+    </w:lvl>
+    <w:lvl w:ilvl="2" w:tplc="240A001B" w:tentative="1">
+      <w:start w:val="1"/>
+      <w:numFmt w:val="lowerRoman"/>
+      <w:lvlText w:val="%3."/>
+      <w:lvlJc w:val="right"/>
+      <w:pPr>
+        <w:ind w:left="2160" w:hanging="180"/>
+      </w:pPr>
+    </w:lvl>
+    <w:lvl w:ilvl="3" w:tplc="240A000F" w:tentative="1">
+      <w:start w:val="1"/>
+      <w:numFmt w:val="decimal"/>
+      <w:lvlText w:val="%4."/>
+      <w:lvlJc w:val="left"/>
+      <w:pPr>
+        <w:ind w:left="2880" w:hanging="360"/>
+      </w:pPr>
+    </w:lvl>
+    <w:lvl w:ilvl="4" w:tplc="240A0019" w:tentative="1">
+      <w:start w:val="1"/>
+      <w:numFmt w:val="lowerLetter"/>
+      <w:lvlText w:val="%5."/>
+      <w:lvlJc w:val="left"/>
+      <w:pPr>
+        <w:ind w:left="3600" w:hanging="360"/>
+      </w:pPr>
+    </w:lvl>
+    <w:lvl w:ilvl="5" w:tplc="240A001B" w:tentative="1">
+      <w:start w:val="1"/>
+      <w:numFmt w:val="lowerRoman"/>
+      <w:lvlText w:val="%6."/>
+      <w:lvlJc w:val="right"/>
+      <w:pPr>
+        <w:ind w:left="4320" w:hanging="180"/>
+      </w:pPr>
+    </w:lvl>
+    <w:lvl w:ilvl="6" w:tplc="240A000F" w:tentative="1">
+      <w:start w:val="1"/>
+      <w:numFmt w:val="decimal"/>
+      <w:lvlText w:val="%7."/>
+      <w:lvlJc w:val="left"/>
+      <w:pPr>
+        <w:ind w:left="5040" w:hanging="360"/>
+      </w:pPr>
+    </w:lvl>
+    <w:lvl w:ilvl="7" w:tplc="240A0019" w:tentative="1">
+      <w:start w:val="1"/>
+      <w:numFmt w:val="lowerLetter"/>
+      <w:lvlText w:val="%8."/>
+      <w:lvlJc w:val="left"/>
+      <w:pPr>
+        <w:ind w:left="5760" w:hanging="360"/>
+      </w:pPr>
+    </w:lvl>
+    <w:lvl w:ilvl="8" w:tplc="240A001B" w:tentative="1">
+      <w:start w:val="1"/>
+      <w:numFmt w:val="lowerRoman"/>
+      <w:lvlText w:val="%9."/>
+      <w:lvlJc w:val="right"/>
+      <w:pPr>
+        <w:ind w:left="6480" w:hanging="180"/>
+      </w:pPr>
+    </w:lvl>
+  </w:abstractNum>
+  <w:abstractNum w:abstractNumId="16" w15:restartNumberingAfterBreak="0">
     <w:nsid w:val="3E894225"/>
     <w:multiLevelType w:val="multilevel"/>
     <w:tmpl w:val="750008CE"/>
@@ -2101,7 +3582,96 @@
       </w:rPr>
     </w:lvl>
   </w:abstractNum>
-  <w:abstractNum w:abstractNumId="14" w15:restartNumberingAfterBreak="0">
+  <w:abstractNum w:abstractNumId="17" w15:restartNumberingAfterBreak="0">
+    <w:nsid w:val="4590604E"/>
+    <w:multiLevelType w:val="hybridMultilevel"/>
+    <w:tmpl w:val="DC10F6AE"/>
+    <w:lvl w:ilvl="0" w:tplc="52700332">
+      <w:start w:val="1"/>
+      <w:numFmt w:val="upperLetter"/>
+      <w:lvlText w:val="%1."/>
+      <w:lvlJc w:val="left"/>
+      <w:pPr>
+        <w:ind w:left="1080" w:hanging="360"/>
+      </w:pPr>
+      <w:rPr>
+        <w:rFonts w:hint="default"/>
+      </w:rPr>
+    </w:lvl>
+    <w:lvl w:ilvl="1" w:tplc="240A0019" w:tentative="1">
+      <w:start w:val="1"/>
+      <w:numFmt w:val="lowerLetter"/>
+      <w:lvlText w:val="%2."/>
+      <w:lvlJc w:val="left"/>
+      <w:pPr>
+        <w:ind w:left="1800" w:hanging="360"/>
+      </w:pPr>
+    </w:lvl>
+    <w:lvl w:ilvl="2" w:tplc="240A001B" w:tentative="1">
+      <w:start w:val="1"/>
+      <w:numFmt w:val="lowerRoman"/>
+      <w:lvlText w:val="%3."/>
+      <w:lvlJc w:val="right"/>
+      <w:pPr>
+        <w:ind w:left="2520" w:hanging="180"/>
+      </w:pPr>
+    </w:lvl>
+    <w:lvl w:ilvl="3" w:tplc="240A000F" w:tentative="1">
+      <w:start w:val="1"/>
+      <w:numFmt w:val="decimal"/>
+      <w:lvlText w:val="%4."/>
+      <w:lvlJc w:val="left"/>
+      <w:pPr>
+        <w:ind w:left="3240" w:hanging="360"/>
+      </w:pPr>
+    </w:lvl>
+    <w:lvl w:ilvl="4" w:tplc="240A0019" w:tentative="1">
+      <w:start w:val="1"/>
+      <w:numFmt w:val="lowerLetter"/>
+      <w:lvlText w:val="%5."/>
+      <w:lvlJc w:val="left"/>
+      <w:pPr>
+        <w:ind w:left="3960" w:hanging="360"/>
+      </w:pPr>
+    </w:lvl>
+    <w:lvl w:ilvl="5" w:tplc="240A001B" w:tentative="1">
+      <w:start w:val="1"/>
+      <w:numFmt w:val="lowerRoman"/>
+      <w:lvlText w:val="%6."/>
+      <w:lvlJc w:val="right"/>
+      <w:pPr>
+        <w:ind w:left="4680" w:hanging="180"/>
+      </w:pPr>
+    </w:lvl>
+    <w:lvl w:ilvl="6" w:tplc="240A000F" w:tentative="1">
+      <w:start w:val="1"/>
+      <w:numFmt w:val="decimal"/>
+      <w:lvlText w:val="%7."/>
+      <w:lvlJc w:val="left"/>
+      <w:pPr>
+        <w:ind w:left="5400" w:hanging="360"/>
+      </w:pPr>
+    </w:lvl>
+    <w:lvl w:ilvl="7" w:tplc="240A0019" w:tentative="1">
+      <w:start w:val="1"/>
+      <w:numFmt w:val="lowerLetter"/>
+      <w:lvlText w:val="%8."/>
+      <w:lvlJc w:val="left"/>
+      <w:pPr>
+        <w:ind w:left="6120" w:hanging="360"/>
+      </w:pPr>
+    </w:lvl>
+    <w:lvl w:ilvl="8" w:tplc="240A001B" w:tentative="1">
+      <w:start w:val="1"/>
+      <w:numFmt w:val="lowerRoman"/>
+      <w:lvlText w:val="%9."/>
+      <w:lvlJc w:val="right"/>
+      <w:pPr>
+        <w:ind w:left="6840" w:hanging="180"/>
+      </w:pPr>
+    </w:lvl>
+  </w:abstractNum>
+  <w:abstractNum w:abstractNumId="18" w15:restartNumberingAfterBreak="0">
     <w:nsid w:val="519B6347"/>
     <w:multiLevelType w:val="multilevel"/>
     <w:tmpl w:val="CB3EB2C0"/>
@@ -2250,7 +3820,7 @@
       </w:rPr>
     </w:lvl>
   </w:abstractNum>
-  <w:abstractNum w:abstractNumId="15" w15:restartNumberingAfterBreak="0">
+  <w:abstractNum w:abstractNumId="19" w15:restartNumberingAfterBreak="0">
     <w:nsid w:val="54521195"/>
     <w:multiLevelType w:val="multilevel"/>
     <w:tmpl w:val="7DEC5FF0"/>
@@ -2399,7 +3969,7 @@
       </w:rPr>
     </w:lvl>
   </w:abstractNum>
-  <w:abstractNum w:abstractNumId="16" w15:restartNumberingAfterBreak="0">
+  <w:abstractNum w:abstractNumId="20" w15:restartNumberingAfterBreak="0">
     <w:nsid w:val="5806390F"/>
     <w:multiLevelType w:val="multilevel"/>
     <w:tmpl w:val="7B560D2C"/>
@@ -2548,7 +4118,7 @@
       </w:rPr>
     </w:lvl>
   </w:abstractNum>
-  <w:abstractNum w:abstractNumId="17" w15:restartNumberingAfterBreak="0">
+  <w:abstractNum w:abstractNumId="21" w15:restartNumberingAfterBreak="0">
     <w:nsid w:val="5AFC345F"/>
     <w:multiLevelType w:val="multilevel"/>
     <w:tmpl w:val="BF104822"/>
@@ -2697,7 +4267,7 @@
       </w:rPr>
     </w:lvl>
   </w:abstractNum>
-  <w:abstractNum w:abstractNumId="18" w15:restartNumberingAfterBreak="0">
+  <w:abstractNum w:abstractNumId="22" w15:restartNumberingAfterBreak="0">
     <w:nsid w:val="5C0E56AF"/>
     <w:multiLevelType w:val="multilevel"/>
     <w:tmpl w:val="7B165816"/>
@@ -2846,7 +4416,7 @@
       </w:rPr>
     </w:lvl>
   </w:abstractNum>
-  <w:abstractNum w:abstractNumId="19" w15:restartNumberingAfterBreak="0">
+  <w:abstractNum w:abstractNumId="23" w15:restartNumberingAfterBreak="0">
     <w:nsid w:val="614D0D60"/>
     <w:multiLevelType w:val="multilevel"/>
     <w:tmpl w:val="BCDE2F6A"/>
@@ -2995,7 +4565,7 @@
       </w:rPr>
     </w:lvl>
   </w:abstractNum>
-  <w:abstractNum w:abstractNumId="20" w15:restartNumberingAfterBreak="0">
+  <w:abstractNum w:abstractNumId="24" w15:restartNumberingAfterBreak="0">
     <w:nsid w:val="62176012"/>
     <w:multiLevelType w:val="multilevel"/>
     <w:tmpl w:val="CE7C1C58"/>
@@ -3144,7 +4714,7 @@
       </w:rPr>
     </w:lvl>
   </w:abstractNum>
-  <w:abstractNum w:abstractNumId="21" w15:restartNumberingAfterBreak="0">
+  <w:abstractNum w:abstractNumId="25" w15:restartNumberingAfterBreak="0">
     <w:nsid w:val="627311E9"/>
     <w:multiLevelType w:val="multilevel"/>
     <w:tmpl w:val="76367126"/>
@@ -3293,7 +4863,7 @@
       </w:rPr>
     </w:lvl>
   </w:abstractNum>
-  <w:abstractNum w:abstractNumId="22" w15:restartNumberingAfterBreak="0">
+  <w:abstractNum w:abstractNumId="26" w15:restartNumberingAfterBreak="0">
     <w:nsid w:val="63AF72C3"/>
     <w:multiLevelType w:val="multilevel"/>
     <w:tmpl w:val="CCA8E294"/>
@@ -3442,7 +5012,7 @@
       </w:rPr>
     </w:lvl>
   </w:abstractNum>
-  <w:abstractNum w:abstractNumId="23" w15:restartNumberingAfterBreak="0">
+  <w:abstractNum w:abstractNumId="27" w15:restartNumberingAfterBreak="0">
     <w:nsid w:val="6AA803D0"/>
     <w:multiLevelType w:val="multilevel"/>
     <w:tmpl w:val="C4B85FDE"/>
@@ -3591,7 +5161,7 @@
       </w:rPr>
     </w:lvl>
   </w:abstractNum>
-  <w:abstractNum w:abstractNumId="24" w15:restartNumberingAfterBreak="0">
+  <w:abstractNum w:abstractNumId="28" w15:restartNumberingAfterBreak="0">
     <w:nsid w:val="6ADD75C1"/>
     <w:multiLevelType w:val="multilevel"/>
     <w:tmpl w:val="64188052"/>
@@ -3740,7 +5310,7 @@
       </w:rPr>
     </w:lvl>
   </w:abstractNum>
-  <w:abstractNum w:abstractNumId="25" w15:restartNumberingAfterBreak="0">
+  <w:abstractNum w:abstractNumId="29" w15:restartNumberingAfterBreak="0">
     <w:nsid w:val="6F0F586B"/>
     <w:multiLevelType w:val="multilevel"/>
     <w:tmpl w:val="A4C481B4"/>
@@ -3889,7 +5459,7 @@
       </w:rPr>
     </w:lvl>
   </w:abstractNum>
-  <w:abstractNum w:abstractNumId="26" w15:restartNumberingAfterBreak="0">
+  <w:abstractNum w:abstractNumId="30" w15:restartNumberingAfterBreak="0">
     <w:nsid w:val="6FF84E6E"/>
     <w:multiLevelType w:val="multilevel"/>
     <w:tmpl w:val="52DADA4E"/>
@@ -4038,7 +5608,7 @@
       </w:rPr>
     </w:lvl>
   </w:abstractNum>
-  <w:abstractNum w:abstractNumId="27" w15:restartNumberingAfterBreak="0">
+  <w:abstractNum w:abstractNumId="31" w15:restartNumberingAfterBreak="0">
     <w:nsid w:val="711F14FF"/>
     <w:multiLevelType w:val="multilevel"/>
     <w:tmpl w:val="64C8DF58"/>
@@ -4187,7 +5757,7 @@
       </w:rPr>
     </w:lvl>
   </w:abstractNum>
-  <w:abstractNum w:abstractNumId="28" w15:restartNumberingAfterBreak="0">
+  <w:abstractNum w:abstractNumId="32" w15:restartNumberingAfterBreak="0">
     <w:nsid w:val="746A5B33"/>
     <w:multiLevelType w:val="multilevel"/>
     <w:tmpl w:val="FC5C0CC2"/>
@@ -4336,7 +5906,7 @@
       </w:rPr>
     </w:lvl>
   </w:abstractNum>
-  <w:abstractNum w:abstractNumId="29" w15:restartNumberingAfterBreak="0">
+  <w:abstractNum w:abstractNumId="33" w15:restartNumberingAfterBreak="0">
     <w:nsid w:val="762D6A1F"/>
     <w:multiLevelType w:val="multilevel"/>
     <w:tmpl w:val="EE1AD9BE"/>
@@ -4485,7 +6055,7 @@
       </w:rPr>
     </w:lvl>
   </w:abstractNum>
-  <w:abstractNum w:abstractNumId="30" w15:restartNumberingAfterBreak="0">
+  <w:abstractNum w:abstractNumId="34" w15:restartNumberingAfterBreak="0">
     <w:nsid w:val="79410245"/>
     <w:multiLevelType w:val="multilevel"/>
     <w:tmpl w:val="64209836"/>
@@ -4634,7 +6204,96 @@
       </w:rPr>
     </w:lvl>
   </w:abstractNum>
-  <w:abstractNum w:abstractNumId="31" w15:restartNumberingAfterBreak="0">
+  <w:abstractNum w:abstractNumId="35" w15:restartNumberingAfterBreak="0">
+    <w:nsid w:val="7A2C3CF8"/>
+    <w:multiLevelType w:val="hybridMultilevel"/>
+    <w:tmpl w:val="97066D3A"/>
+    <w:lvl w:ilvl="0" w:tplc="240A000F">
+      <w:start w:val="1"/>
+      <w:numFmt w:val="decimal"/>
+      <w:lvlText w:val="%1."/>
+      <w:lvlJc w:val="left"/>
+      <w:pPr>
+        <w:ind w:left="720" w:hanging="360"/>
+      </w:pPr>
+      <w:rPr>
+        <w:rFonts w:hint="default"/>
+      </w:rPr>
+    </w:lvl>
+    <w:lvl w:ilvl="1" w:tplc="240A0019" w:tentative="1">
+      <w:start w:val="1"/>
+      <w:numFmt w:val="lowerLetter"/>
+      <w:lvlText w:val="%2."/>
+      <w:lvlJc w:val="left"/>
+      <w:pPr>
+        <w:ind w:left="1440" w:hanging="360"/>
+      </w:pPr>
+    </w:lvl>
+    <w:lvl w:ilvl="2" w:tplc="240A001B" w:tentative="1">
+      <w:start w:val="1"/>
+      <w:numFmt w:val="lowerRoman"/>
+      <w:lvlText w:val="%3."/>
+      <w:lvlJc w:val="right"/>
+      <w:pPr>
+        <w:ind w:left="2160" w:hanging="180"/>
+      </w:pPr>
+    </w:lvl>
+    <w:lvl w:ilvl="3" w:tplc="240A000F" w:tentative="1">
+      <w:start w:val="1"/>
+      <w:numFmt w:val="decimal"/>
+      <w:lvlText w:val="%4."/>
+      <w:lvlJc w:val="left"/>
+      <w:pPr>
+        <w:ind w:left="2880" w:hanging="360"/>
+      </w:pPr>
+    </w:lvl>
+    <w:lvl w:ilvl="4" w:tplc="240A0019" w:tentative="1">
+      <w:start w:val="1"/>
+      <w:numFmt w:val="lowerLetter"/>
+      <w:lvlText w:val="%5."/>
+      <w:lvlJc w:val="left"/>
+      <w:pPr>
+        <w:ind w:left="3600" w:hanging="360"/>
+      </w:pPr>
+    </w:lvl>
+    <w:lvl w:ilvl="5" w:tplc="240A001B" w:tentative="1">
+      <w:start w:val="1"/>
+      <w:numFmt w:val="lowerRoman"/>
+      <w:lvlText w:val="%6."/>
+      <w:lvlJc w:val="right"/>
+      <w:pPr>
+        <w:ind w:left="4320" w:hanging="180"/>
+      </w:pPr>
+    </w:lvl>
+    <w:lvl w:ilvl="6" w:tplc="240A000F" w:tentative="1">
+      <w:start w:val="1"/>
+      <w:numFmt w:val="decimal"/>
+      <w:lvlText w:val="%7."/>
+      <w:lvlJc w:val="left"/>
+      <w:pPr>
+        <w:ind w:left="5040" w:hanging="360"/>
+      </w:pPr>
+    </w:lvl>
+    <w:lvl w:ilvl="7" w:tplc="240A0019" w:tentative="1">
+      <w:start w:val="1"/>
+      <w:numFmt w:val="lowerLetter"/>
+      <w:lvlText w:val="%8."/>
+      <w:lvlJc w:val="left"/>
+      <w:pPr>
+        <w:ind w:left="5760" w:hanging="360"/>
+      </w:pPr>
+    </w:lvl>
+    <w:lvl w:ilvl="8" w:tplc="240A001B" w:tentative="1">
+      <w:start w:val="1"/>
+      <w:numFmt w:val="lowerRoman"/>
+      <w:lvlText w:val="%9."/>
+      <w:lvlJc w:val="right"/>
+      <w:pPr>
+        <w:ind w:left="6480" w:hanging="180"/>
+      </w:pPr>
+    </w:lvl>
+  </w:abstractNum>
+  <w:abstractNum w:abstractNumId="36" w15:restartNumberingAfterBreak="0">
     <w:nsid w:val="7C627E91"/>
     <w:multiLevelType w:val="multilevel"/>
     <w:tmpl w:val="A43C1076"/>
@@ -4783,7 +6442,7 @@
       </w:rPr>
     </w:lvl>
   </w:abstractNum>
-  <w:abstractNum w:abstractNumId="32" w15:restartNumberingAfterBreak="0">
+  <w:abstractNum w:abstractNumId="37" w15:restartNumberingAfterBreak="0">
     <w:nsid w:val="7E822312"/>
     <w:multiLevelType w:val="multilevel"/>
     <w:tmpl w:val="2612C9D2"/>
@@ -4933,25 +6592,25 @@
     </w:lvl>
   </w:abstractNum>
   <w:num w:numId="1">
-    <w:abstractNumId w:val="15"/>
+    <w:abstractNumId w:val="19"/>
   </w:num>
   <w:num w:numId="2">
-    <w:abstractNumId w:val="26"/>
+    <w:abstractNumId w:val="30"/>
   </w:num>
   <w:num w:numId="3">
-    <w:abstractNumId w:val="13"/>
+    <w:abstractNumId w:val="16"/>
   </w:num>
   <w:num w:numId="4">
     <w:abstractNumId w:val="6"/>
   </w:num>
   <w:num w:numId="5">
-    <w:abstractNumId w:val="31"/>
+    <w:abstractNumId w:val="36"/>
   </w:num>
   <w:num w:numId="6">
-    <w:abstractNumId w:val="29"/>
+    <w:abstractNumId w:val="33"/>
   </w:num>
   <w:num w:numId="7">
-    <w:abstractNumId w:val="32"/>
+    <w:abstractNumId w:val="37"/>
   </w:num>
   <w:num w:numId="8">
     <w:abstractNumId w:val="2"/>
@@ -4966,70 +6625,85 @@
     <w:abstractNumId w:val="1"/>
   </w:num>
   <w:num w:numId="12">
-    <w:abstractNumId w:val="22"/>
+    <w:abstractNumId w:val="26"/>
   </w:num>
   <w:num w:numId="13">
     <w:abstractNumId w:val="0"/>
   </w:num>
   <w:num w:numId="14">
-    <w:abstractNumId w:val="18"/>
+    <w:abstractNumId w:val="22"/>
   </w:num>
   <w:num w:numId="15">
-    <w:abstractNumId w:val="21"/>
+    <w:abstractNumId w:val="25"/>
   </w:num>
   <w:num w:numId="16">
     <w:abstractNumId w:val="9"/>
   </w:num>
   <w:num w:numId="17">
-    <w:abstractNumId w:val="14"/>
+    <w:abstractNumId w:val="18"/>
   </w:num>
   <w:num w:numId="18">
-    <w:abstractNumId w:val="30"/>
+    <w:abstractNumId w:val="34"/>
   </w:num>
   <w:num w:numId="19">
-    <w:abstractNumId w:val="25"/>
+    <w:abstractNumId w:val="29"/>
   </w:num>
   <w:num w:numId="20">
     <w:abstractNumId w:val="7"/>
   </w:num>
   <w:num w:numId="21">
-    <w:abstractNumId w:val="12"/>
+    <w:abstractNumId w:val="13"/>
   </w:num>
   <w:num w:numId="22">
-    <w:abstractNumId w:val="28"/>
+    <w:abstractNumId w:val="32"/>
   </w:num>
   <w:num w:numId="23">
-    <w:abstractNumId w:val="17"/>
+    <w:abstractNumId w:val="21"/>
   </w:num>
   <w:num w:numId="24">
-    <w:abstractNumId w:val="16"/>
+    <w:abstractNumId w:val="20"/>
   </w:num>
   <w:num w:numId="25">
-    <w:abstractNumId w:val="19"/>
+    <w:abstractNumId w:val="23"/>
   </w:num>
   <w:num w:numId="26">
     <w:abstractNumId w:val="5"/>
   </w:num>
   <w:num w:numId="27">
-    <w:abstractNumId w:val="20"/>
+    <w:abstractNumId w:val="24"/>
   </w:num>
   <w:num w:numId="28">
-    <w:abstractNumId w:val="23"/>
+    <w:abstractNumId w:val="27"/>
   </w:num>
   <w:num w:numId="29">
     <w:abstractNumId w:val="4"/>
   </w:num>
   <w:num w:numId="30">
+    <w:abstractNumId w:val="11"/>
+  </w:num>
+  <w:num w:numId="31">
+    <w:abstractNumId w:val="12"/>
+  </w:num>
+  <w:num w:numId="32">
+    <w:abstractNumId w:val="31"/>
+  </w:num>
+  <w:num w:numId="33">
+    <w:abstractNumId w:val="28"/>
+  </w:num>
+  <w:num w:numId="34">
     <w:abstractNumId w:val="10"/>
   </w:num>
-  <w:num w:numId="31">
-    <w:abstractNumId w:val="11"/>
+  <w:num w:numId="35">
+    <w:abstractNumId w:val="17"/>
   </w:num>
-  <w:num w:numId="32">
-    <w:abstractNumId w:val="27"/>
+  <w:num w:numId="36">
+    <w:abstractNumId w:val="15"/>
   </w:num>
-  <w:num w:numId="33">
-    <w:abstractNumId w:val="24"/>
+  <w:num w:numId="37">
+    <w:abstractNumId w:val="14"/>
+  </w:num>
+  <w:num w:numId="38">
+    <w:abstractNumId w:val="35"/>
   </w:num>
 </w:numbering>
 </file>
@@ -5780,6 +7454,17 @@
     <w:basedOn w:val="Fuentedeprrafopredeter"/>
     <w:rsid w:val="00594904"/>
   </w:style>
+  <w:style w:type="paragraph" w:styleId="Prrafodelista">
+    <w:name w:val="List Paragraph"/>
+    <w:basedOn w:val="Normal"/>
+    <w:uiPriority w:val="34"/>
+    <w:qFormat/>
+    <w:rsid w:val="00E4050B"/>
+    <w:pPr>
+      <w:ind w:left="720"/>
+      <w:contextualSpacing/>
+    </w:pPr>
+  </w:style>
 </w:styles>
 </file>
 
